--- a/交接说明_2026-10-26.docx
+++ b/交接说明_2026-10-26.docx
@@ -246,13 +246,51 @@
                 <w:bCs/>
                 <w:b/>
               </w:rPr>
-              <w:t xml:space="preserve">4a7f231c6eff93af312b1b2692f826ed43049a59</w:t>
-            </w:r>
-            <w:r>
-              <w:t xml:space="preserve"> </w:t>
-            </w:r>
-            <w:r>
-              <w:t xml:space="preserve">★</w:t>
+              <w:t xml:space="preserve">63273259c74a135271278b710ced7a69abf39c21</w:t>
+            </w:r>
+            <w:r>
+              <w:t xml:space="preserve"> </w:t>
+            </w:r>
+            <w:r>
+              <w:t xml:space="preserve">★（★</w:t>
+            </w:r>
+            <w:r>
+              <w:t xml:space="preserve"> </w:t>
+            </w:r>
+            <w:r>
+              <w:rPr>
+                <w:bCs/>
+                <w:b/>
+              </w:rPr>
+              <w:t xml:space="preserve">2026-10-26 冷启动复核修正</w:t>
+            </w:r>
+            <w:r>
+              <w:t xml:space="preserve">：★ 原文写的</w:t>
+            </w:r>
+            <w:r>
+              <w:t xml:space="preserve"> </w:t>
+            </w:r>
+            <w:r>
+              <w:rPr>
+                <w:rStyle w:val="VerbatimChar"/>
+              </w:rPr>
+              <w:t xml:space="preserve">4a7f231c…</w:t>
+            </w:r>
+            <w:r>
+              <w:t xml:space="preserve"> </w:t>
+            </w:r>
+            <w:r>
+              <w:t xml:space="preserve">是</w:t>
+            </w:r>
+            <w:r>
+              <w:rPr>
+                <w:bCs/>
+                <w:b/>
+              </w:rPr>
+              <w:t xml:space="preserve">上一版 merge commit</w:t>
+            </w:r>
+            <w:r>
+              <w:t xml:space="preserve">、★ 已非当前 HEAD ★）★★</w:t>
             </w:r>
           </w:p>
         </w:tc>
@@ -296,7 +334,48 @@
               <w:rPr>
                 <w:rStyle w:val="VerbatimChar"/>
               </w:rPr>
-              <w:t xml:space="preserve">58b0ce531fdefe9277fc31e278fafcedf421259b</w:t>
+              <w:t xml:space="preserve">ee7fd5aa5bdc3257145b13433dfed8f47d6d2948</w:t>
+            </w:r>
+            <w:r>
+              <w:t xml:space="preserve">（★</w:t>
+            </w:r>
+            <w:r>
+              <w:t xml:space="preserve"> </w:t>
+            </w:r>
+            <w:r>
+              <w:rPr>
+                <w:bCs/>
+                <w:b/>
+              </w:rPr>
+              <w:t xml:space="preserve">2026-10-26 冷启动复核修正</w:t>
+            </w:r>
+            <w:r>
+              <w:t xml:space="preserve">：★ 原文写的</w:t>
+            </w:r>
+            <w:r>
+              <w:t xml:space="preserve"> </w:t>
+            </w:r>
+            <w:r>
+              <w:rPr>
+                <w:rStyle w:val="VerbatimChar"/>
+              </w:rPr>
+              <w:t xml:space="preserve">58b0ce53…</w:t>
+            </w:r>
+            <w:r>
+              <w:t xml:space="preserve"> </w:t>
+            </w:r>
+            <w:r>
+              <w:t xml:space="preserve">其实是</w:t>
+            </w:r>
+            <w:r>
+              <w:rPr>
+                <w:bCs/>
+                <w:b/>
+              </w:rPr>
+              <w:t xml:space="preserve">探针预注册那个 commit</w:t>
+            </w:r>
+            <w:r>
+              <w:t xml:space="preserve">、★ 不是本分支 HEAD ★）★★</w:t>
             </w:r>
           </w:p>
         </w:tc>
@@ -498,7 +577,20 @@
               <w:jc w:val="left"/>
             </w:pPr>
             <w:r>
-              <w:t xml:space="preserve">475 个（★ 内容集合由</w:t>
+              <w:t xml:space="preserve">★</w:t>
+            </w:r>
+            <w:r>
+              <w:t xml:space="preserve"> </w:t>
+            </w:r>
+            <w:r>
+              <w:rPr>
+                <w:bCs/>
+                <w:b/>
+              </w:rPr>
+              <w:t xml:space="preserve">不写死计数</w:t>
+            </w:r>
+            <w:r>
+              <w:t xml:space="preserve">（★ 自指量一改就过期 ★）★★ ——★ 内容集合由</w:t>
             </w:r>
             <w:r>
               <w:t xml:space="preserve"> </w:t>
@@ -513,7 +605,52 @@
               <w:t xml:space="preserve"> </w:t>
             </w:r>
             <w:r>
-              <w:t xml:space="preserve">定义 ★）★★</w:t>
+              <w:t xml:space="preserve">定义、★</w:t>
+            </w:r>
+            <w:r>
+              <w:t xml:space="preserve"> </w:t>
+            </w:r>
+            <w:r>
+              <w:rPr>
+                <w:bCs/>
+                <w:b/>
+              </w:rPr>
+              <w:t xml:space="preserve">当前数量以</w:t>
+            </w:r>
+            <w:r>
+              <w:rPr>
+                <w:bCs/>
+                <w:b/>
+              </w:rPr>
+              <w:t xml:space="preserve"> </w:t>
+            </w:r>
+            <w:r>
+              <w:rPr>
+                <w:rStyle w:val="VerbatimChar"/>
+                <w:bCs/>
+                <w:b/>
+              </w:rPr>
+              <w:t xml:space="preserve">python3 tools/make_manifest.py --check</w:t>
+            </w:r>
+            <w:r>
+              <w:rPr>
+                <w:bCs/>
+                <w:b/>
+              </w:rPr>
+              <w:t xml:space="preserve"> </w:t>
+            </w:r>
+            <w:r>
+              <w:rPr>
+                <w:bCs/>
+                <w:b/>
+              </w:rPr>
+              <w:t xml:space="preserve">的输出为准</w:t>
+            </w:r>
+            <w:r>
+              <w:t xml:space="preserve"> </w:t>
+            </w:r>
+            <w:r>
+              <w:t xml:space="preserve">★★</w:t>
             </w:r>
           </w:p>
         </w:tc>
@@ -6946,13 +7083,34 @@
         <w:rPr>
           <w:rStyle w:val="CommentTok"/>
         </w:rPr>
-        <w:t xml:space="preserve"># 4) 完整性校验</w:t>
+        <w:t xml:space="preserve"># 4) 完整性校验（★ 清单过期时先重生成：★ ★ 改过任何受管文件后必须重跑这一步 ★ ★）</w:t>
       </w:r>
       <w:r>
         <w:br/>
       </w:r>
       <w:r>
         <w:rPr>
+          <w:rStyle w:val="ExtensionTok"/>
+        </w:rPr>
+        <w:t xml:space="preserve">python3</w:t>
+      </w:r>
+      <w:r>
+        <w:rPr>
+          <w:rStyle w:val="NormalTok"/>
+        </w:rPr>
+        <w:t xml:space="preserve"> tools/make_manifest.py            </w:t>
+      </w:r>
+      <w:r>
+        <w:rPr>
+          <w:rStyle w:val="CommentTok"/>
+        </w:rPr>
+        <w:t xml:space="preserve"># 重生成 SHA256SUMS.txt（★ 内容集合 = git ls-files ★）</w:t>
+      </w:r>
+      <w:r>
+        <w:br/>
+      </w:r>
+      <w:r>
+        <w:rPr>
           <w:rStyle w:val="FunctionTok"/>
         </w:rPr>
         <w:t xml:space="preserve">sha256sum</w:t>
@@ -6973,7 +7131,46 @@
         <w:rPr>
           <w:rStyle w:val="NormalTok"/>
         </w:rPr>
-        <w:t xml:space="preserve"> SHA256SUMS.txt</w:t>
+        <w:t xml:space="preserve"> SHA256SUMS.txt               </w:t>
+      </w:r>
+      <w:r>
+        <w:rPr>
+          <w:rStyle w:val="CommentTok"/>
+        </w:rPr>
+        <w:t xml:space="preserve"># 全量核对（★ 不是抽样 ★）</w:t>
+      </w:r>
+      <w:r>
+        <w:br/>
+      </w:r>
+      <w:r>
+        <w:rPr>
+          <w:rStyle w:val="ExtensionTok"/>
+        </w:rPr>
+        <w:t xml:space="preserve">python3</w:t>
+      </w:r>
+      <w:r>
+        <w:rPr>
+          <w:rStyle w:val="NormalTok"/>
+        </w:rPr>
+        <w:t xml:space="preserve"> tools/make_manifest.py </w:t>
+      </w:r>
+      <w:r>
+        <w:rPr>
+          <w:rStyle w:val="AttributeTok"/>
+        </w:rPr>
+        <w:t xml:space="preserve">--check</w:t>
+      </w:r>
+      <w:r>
+        <w:rPr>
+          <w:rStyle w:val="NormalTok"/>
+        </w:rPr>
+        <w:t xml:space="preserve">    </w:t>
+      </w:r>
+      <w:r>
+        <w:rPr>
+          <w:rStyle w:val="CommentTok"/>
+        </w:rPr>
+        <w:t xml:space="preserve"># 只比对不写（★ CI 用；退出码非 0 = 清单过期 ★）</w:t>
       </w:r>
     </w:p>
     <w:p>
